--- a/spa/docx/006.content.docx
+++ b/spa/docx/006.content.docx
@@ -19,7 +19,7 @@
         <w:rPr>
           <w:lang w:val="es_ES" w:bidi="es_ES"/>
         </w:rPr>
-        <w:t>Resource: Tyndale Open Study Notes</w:t>
+        <w:t>Resource: Aquifer Open Study Notes (Profiles)</w:t>
       </w:r>
       <w:r>
         <w:rPr>
@@ -112,7 +112,7 @@
         <w:rPr>
           <w:lang w:val="es_ES" w:bidi="es_ES"/>
         </w:rPr>
-        <w:t>Tyndale Open Study Notes</w:t>
+        <w:t>Aquifer Open Study Notes (Profiles)</w:t>
       </w:r>
     </w:p>
     <w:p>

--- a/spa/docx/006.content.docx
+++ b/spa/docx/006.content.docx
@@ -233,36 +233,24 @@
         </w:rPr>
         <w:t>"Faraón" es una palabra egipcia que significa "Gran casa". Se refiere al palacio real y también es un título para el rey de Egipto. Durante la época de José, el Faraón veía favorablemente a los israelitas. José interpretó los sueños del Faraón, lo que llevó a su promoción como segundo al mando en Egipto (</w:t>
       </w:r>
-      <w:hyperlink r:id="rId13">
-        <w:r>
-          <w:rPr>
-            <w:lang w:val="es_ES" w:bidi="es_ES"/>
-          </w:rPr>
-          <w:rPr>
-            <w:color w:val="0000EE"/>
-            <w:u w:val="single"/>
-          </w:rPr>
-          <w:t>Gn 41:1–44</w:t>
-        </w:r>
-      </w:hyperlink>
+      <w:r>
+        <w:rPr>
+          <w:lang w:val="es_ES" w:bidi="es_ES"/>
+        </w:rPr>
+        <w:t>Gn 41:1–44</w:t>
+      </w:r>
       <w:r>
         <w:rPr>
           <w:lang w:val="es_ES" w:bidi="es_ES"/>
         </w:rPr>
         <w:t>). El Faraón le otorgó a la familia de José la mejor tierra en Egipto (</w:t>
       </w:r>
-      <w:hyperlink r:id="rId14">
-        <w:r>
-          <w:rPr>
-            <w:lang w:val="es_ES" w:bidi="es_ES"/>
-          </w:rPr>
-          <w:rPr>
-            <w:color w:val="0000EE"/>
-            <w:u w:val="single"/>
-          </w:rPr>
-          <w:t>Gn 45:16–20</w:t>
-        </w:r>
-      </w:hyperlink>
+      <w:r>
+        <w:rPr>
+          <w:lang w:val="es_ES" w:bidi="es_ES"/>
+        </w:rPr>
+        <w:t>Gn 45:16–20</w:t>
+      </w:r>
       <w:r>
         <w:rPr>
           <w:lang w:val="es_ES" w:bidi="es_ES"/>
@@ -283,36 +271,24 @@
         </w:rPr>
         <w:t xml:space="preserve">En el libro del Éxodo se mencionan dos faraones, y ninguno de ellos valoraba al pueblo hebreo (ver </w:t>
       </w:r>
-      <w:hyperlink r:id="rId15">
-        <w:r>
-          <w:rPr>
-            <w:lang w:val="es_ES" w:bidi="es_ES"/>
-          </w:rPr>
-          <w:rPr>
-            <w:color w:val="0000EE"/>
-            <w:u w:val="single"/>
-          </w:rPr>
-          <w:t>Ex 1:8–10</w:t>
-        </w:r>
-      </w:hyperlink>
+      <w:r>
+        <w:rPr>
+          <w:lang w:val="es_ES" w:bidi="es_ES"/>
+        </w:rPr>
+        <w:t>Ex 1:8–10</w:t>
+      </w:r>
       <w:r>
         <w:rPr>
           <w:lang w:val="es_ES" w:bidi="es_ES"/>
         </w:rPr>
         <w:t>). El primer faraón gobernaba cuando Moisés nació. Temía a los hebreos y ordenó la matanza de todos los bebés varones hebreos. Moisés escapó de la muerte y fue criado por la hija del faraón en el palacio. Este faraón murió después de que Moisés huyó de Egipto (</w:t>
       </w:r>
-      <w:hyperlink r:id="rId16">
-        <w:r>
-          <w:rPr>
-            <w:lang w:val="es_ES" w:bidi="es_ES"/>
-          </w:rPr>
-          <w:rPr>
-            <w:color w:val="0000EE"/>
-            <w:u w:val="single"/>
-          </w:rPr>
-          <w:t>Ex 2:23</w:t>
-        </w:r>
-      </w:hyperlink>
+      <w:r>
+        <w:rPr>
+          <w:lang w:val="es_ES" w:bidi="es_ES"/>
+        </w:rPr>
+        <w:t>Ex 2:23</w:t>
+      </w:r>
       <w:r>
         <w:rPr>
           <w:lang w:val="es_ES" w:bidi="es_ES"/>
@@ -333,72 +309,48 @@
         </w:rPr>
         <w:t xml:space="preserve">Un nuevo faraón llegó al poder, y Moisés y Aarón lo confrontaron más tarde. Este faraón estaba decidido a mantener a los israelitas en Egipto. Mantuvo su obstinación incluso cuando presenció el poder de Dios. La Biblia describe su falta de disposición para cambiar (ver </w:t>
       </w:r>
-      <w:hyperlink r:id="rId17">
-        <w:r>
-          <w:rPr>
-            <w:lang w:val="es_ES" w:bidi="es_ES"/>
-          </w:rPr>
-          <w:rPr>
-            <w:color w:val="0000EE"/>
-            <w:u w:val="single"/>
-          </w:rPr>
-          <w:t>Ex 8:32;</w:t>
-        </w:r>
-      </w:hyperlink>
+      <w:r>
+        <w:rPr>
+          <w:lang w:val="es_ES" w:bidi="es_ES"/>
+        </w:rPr>
+        <w:t>Ex 8:32;</w:t>
+      </w:r>
       <w:r>
         <w:rPr>
           <w:lang w:val="es_ES" w:bidi="es_ES"/>
         </w:rPr>
         <w:t xml:space="preserve"> </w:t>
       </w:r>
-      <w:hyperlink r:id="rId18">
-        <w:r>
-          <w:rPr>
-            <w:lang w:val="es_ES" w:bidi="es_ES"/>
-          </w:rPr>
-          <w:rPr>
-            <w:color w:val="0000EE"/>
-            <w:u w:val="single"/>
-          </w:rPr>
-          <w:t>9:12</w:t>
-        </w:r>
-      </w:hyperlink>
+      <w:r>
+        <w:rPr>
+          <w:lang w:val="es_ES" w:bidi="es_ES"/>
+        </w:rPr>
+        <w:t>9:12</w:t>
+      </w:r>
       <w:r>
         <w:rPr>
           <w:lang w:val="es_ES" w:bidi="es_ES"/>
         </w:rPr>
         <w:t>,</w:t>
       </w:r>
-      <w:hyperlink r:id="rId19">
-        <w:r>
-          <w:rPr>
-            <w:lang w:val="es_ES" w:bidi="es_ES"/>
-          </w:rPr>
-          <w:rPr>
-            <w:color w:val="0000EE"/>
-            <w:u w:val="single"/>
-          </w:rPr>
-          <w:t>34–35,</w:t>
-        </w:r>
-      </w:hyperlink>
+      <w:r>
+        <w:rPr>
+          <w:lang w:val="es_ES" w:bidi="es_ES"/>
+        </w:rPr>
+        <w:t>34–35,</w:t>
+      </w:r>
       <w:r>
         <w:rPr>
           <w:lang w:val="es_ES" w:bidi="es_ES"/>
         </w:rPr>
         <w:t xml:space="preserve"> comparar </w:t>
       </w:r>
-      <w:hyperlink r:id="rId20">
-        <w:r>
-          <w:rPr>
-            <w:lang w:val="es_ES" w:bidi="es_ES"/>
-          </w:rPr>
-          <w:rPr>
-            <w:color w:val="0000EE"/>
-            <w:u w:val="single"/>
-          </w:rPr>
-          <w:t>Ro 1:18–32</w:t>
-        </w:r>
-      </w:hyperlink>
+      <w:r>
+        <w:rPr>
+          <w:lang w:val="es_ES" w:bidi="es_ES"/>
+        </w:rPr>
+        <w:t>Ro 1:18–32</w:t>
+      </w:r>
       <w:r>
         <w:rPr>
           <w:lang w:val="es_ES" w:bidi="es_ES"/>
@@ -419,36 +371,24 @@
         </w:rPr>
         <w:t xml:space="preserve">Como rey, el Faraón representaba el dominio de los dioses sobre Egipto, lo que le otorgaba poder absoluto. Las plagas fueron ataques de Dios contra los falsos dioses de Egipto (ver </w:t>
       </w:r>
-      <w:hyperlink r:id="rId21">
-        <w:r>
-          <w:rPr>
-            <w:lang w:val="es_ES" w:bidi="es_ES"/>
-          </w:rPr>
-          <w:rPr>
-            <w:color w:val="0000EE"/>
-            <w:u w:val="single"/>
-          </w:rPr>
-          <w:t>Ex 12:12</w:t>
-        </w:r>
-      </w:hyperlink>
+      <w:r>
+        <w:rPr>
+          <w:lang w:val="es_ES" w:bidi="es_ES"/>
+        </w:rPr>
+        <w:t>Ex 12:12</w:t>
+      </w:r>
       <w:r>
         <w:rPr>
           <w:lang w:val="es_ES" w:bidi="es_ES"/>
         </w:rPr>
         <w:t>). La plaga final, la muerte de los primogénitos, tuvo como objetivo la casa del Faraón. Esta plaga decisiva convenció al Faraón de liberar a Israel. Sin embargo, después de que los israelitas partieron, el Faraón cambió de opinión y los persiguió hasta el Mar Rojo. El rescate de Dios a los israelitas indefensos y la destrucción de los poderosos egipcios en el Mar Rojo es uno de los rescates más dramáticos en el Antiguo Testamento. El Señor se reveló en el Mar Rojo como un guerrero que luchó por su pueblo (</w:t>
       </w:r>
-      <w:hyperlink r:id="rId22">
-        <w:r>
-          <w:rPr>
-            <w:lang w:val="es_ES" w:bidi="es_ES"/>
-          </w:rPr>
-          <w:rPr>
-            <w:color w:val="0000EE"/>
-            <w:u w:val="single"/>
-          </w:rPr>
-          <w:t>Ex 15:3</w:t>
-        </w:r>
-      </w:hyperlink>
+      <w:r>
+        <w:rPr>
+          <w:lang w:val="es_ES" w:bidi="es_ES"/>
+        </w:rPr>
+        <w:t>Ex 15:3</w:t>
+      </w:r>
       <w:r>
         <w:rPr>
           <w:lang w:val="es_ES" w:bidi="es_ES"/>
@@ -492,72 +432,48 @@
           <w:lang w:val="es_ES" w:bidi="es_ES"/>
         </w:rPr>
       </w:r>
-      <w:hyperlink r:id="rId23">
-        <w:r>
-          <w:rPr>
-            <w:lang w:val="es_ES" w:bidi="es_ES"/>
-          </w:rPr>
-          <w:rPr>
-            <w:color w:val="0000EE"/>
-            <w:u w:val="single"/>
-          </w:rPr>
-          <w:t>Éxodo 1:8–22;</w:t>
-        </w:r>
-      </w:hyperlink>
+      <w:r>
+        <w:rPr>
+          <w:lang w:val="es_ES" w:bidi="es_ES"/>
+        </w:rPr>
+        <w:t>Éxodo 1:8–22;</w:t>
+      </w:r>
       <w:r>
         <w:rPr>
           <w:lang w:val="es_ES" w:bidi="es_ES"/>
         </w:rPr>
         <w:t xml:space="preserve"> </w:t>
       </w:r>
-      <w:hyperlink r:id="rId24">
-        <w:r>
-          <w:rPr>
-            <w:lang w:val="es_ES" w:bidi="es_ES"/>
-          </w:rPr>
-          <w:rPr>
-            <w:color w:val="0000EE"/>
-            <w:u w:val="single"/>
-          </w:rPr>
-          <w:t>2:14–15</w:t>
-        </w:r>
-      </w:hyperlink>
+      <w:r>
+        <w:rPr>
+          <w:lang w:val="es_ES" w:bidi="es_ES"/>
+        </w:rPr>
+        <w:t>2:14–15</w:t>
+      </w:r>
       <w:r>
         <w:rPr>
           <w:lang w:val="es_ES" w:bidi="es_ES"/>
         </w:rPr>
         <w:t>,</w:t>
       </w:r>
-      <w:hyperlink r:id="rId16">
-        <w:r>
-          <w:rPr>
-            <w:lang w:val="es_ES" w:bidi="es_ES"/>
-          </w:rPr>
-          <w:rPr>
-            <w:color w:val="0000EE"/>
-            <w:u w:val="single"/>
-          </w:rPr>
-          <w:t>23</w:t>
-        </w:r>
-      </w:hyperlink>
+      <w:r>
+        <w:rPr>
+          <w:lang w:val="es_ES" w:bidi="es_ES"/>
+        </w:rPr>
+        <w:t>23</w:t>
+      </w:r>
       <w:r>
         <w:rPr>
           <w:lang w:val="es_ES" w:bidi="es_ES"/>
         </w:rPr>
         <w:t xml:space="preserve">; </w:t>
       </w:r>
-      <w:hyperlink r:id="rId25">
-        <w:r>
-          <w:rPr>
-            <w:lang w:val="es_ES" w:bidi="es_ES"/>
-          </w:rPr>
-          <w:rPr>
-            <w:color w:val="0000EE"/>
-            <w:u w:val="single"/>
-          </w:rPr>
-          <w:t>5:1–15:21</w:t>
-        </w:r>
-      </w:hyperlink>
+      <w:r>
+        <w:rPr>
+          <w:lang w:val="es_ES" w:bidi="es_ES"/>
+        </w:rPr>
+        <w:t>5:1–15:21</w:t>
+      </w:r>
       <w:r>
         <w:rPr>
           <w:lang w:val="es_ES" w:bidi="es_ES"/>
@@ -606,18 +522,12 @@
         </w:rPr>
         <w:t>Felipe fue uno de los primeros en compartir las buenas nuevas sobre Jesús con personas fuera de Judea. Muy respetado por los primeros cristianos, fue uno de los siete hombres seleccionados para gestionar el programa de distribución de alimentos para los creyentes necesitados en Jerusalén (</w:t>
       </w:r>
-      <w:hyperlink r:id="rId26">
-        <w:r>
-          <w:rPr>
-            <w:lang w:val="es_ES" w:bidi="es_ES"/>
-          </w:rPr>
-          <w:rPr>
-            <w:color w:val="0000EE"/>
-            <w:u w:val="single"/>
-          </w:rPr>
-          <w:t>Hc 6:1–6</w:t>
-        </w:r>
-      </w:hyperlink>
+      <w:r>
+        <w:rPr>
+          <w:lang w:val="es_ES" w:bidi="es_ES"/>
+        </w:rPr>
+        <w:t>Hc 6:1–6</w:t>
+      </w:r>
       <w:r>
         <w:rPr>
           <w:lang w:val="es_ES" w:bidi="es_ES"/>
@@ -638,54 +548,36 @@
         </w:rPr>
         <w:t>Tras la muerte de Esteban, los cristianos huyeron de Jerusalén (</w:t>
       </w:r>
-      <w:hyperlink r:id="rId27">
-        <w:r>
-          <w:rPr>
-            <w:lang w:val="es_ES" w:bidi="es_ES"/>
-          </w:rPr>
-          <w:rPr>
-            <w:color w:val="0000EE"/>
-            <w:u w:val="single"/>
-          </w:rPr>
-          <w:t>Hc 8:1–5</w:t>
-        </w:r>
-      </w:hyperlink>
+      <w:r>
+        <w:rPr>
+          <w:lang w:val="es_ES" w:bidi="es_ES"/>
+        </w:rPr>
+        <w:t>Hc 8:1–5</w:t>
+      </w:r>
       <w:r>
         <w:rPr>
           <w:lang w:val="es_ES" w:bidi="es_ES"/>
         </w:rPr>
         <w:t>). Felipe llevó el mensaje de Cristo a Samaria, una ciudad con una población diversa. Allí, curó a muchos y expulsó espíritus malignos, y la gente recibió con entusiasmo su mensaje (</w:t>
       </w:r>
-      <w:hyperlink r:id="rId28">
-        <w:r>
-          <w:rPr>
-            <w:lang w:val="es_ES" w:bidi="es_ES"/>
-          </w:rPr>
-          <w:rPr>
-            <w:color w:val="0000EE"/>
-            <w:u w:val="single"/>
-          </w:rPr>
-          <w:t>Hc 8:5–8</w:t>
-        </w:r>
-      </w:hyperlink>
+      <w:r>
+        <w:rPr>
+          <w:lang w:val="es_ES" w:bidi="es_ES"/>
+        </w:rPr>
+        <w:t>Hc 8:5–8</w:t>
+      </w:r>
       <w:r>
         <w:rPr>
           <w:lang w:val="es_ES" w:bidi="es_ES"/>
         </w:rPr>
         <w:t>). Muchos, incluido un famoso hechicero llamado Simón, fueron bautizados (</w:t>
       </w:r>
-      <w:hyperlink r:id="rId29">
-        <w:r>
-          <w:rPr>
-            <w:lang w:val="es_ES" w:bidi="es_ES"/>
-          </w:rPr>
-          <w:rPr>
-            <w:color w:val="0000EE"/>
-            <w:u w:val="single"/>
-          </w:rPr>
-          <w:t>Hc 8:9–13</w:t>
-        </w:r>
-      </w:hyperlink>
+      <w:r>
+        <w:rPr>
+          <w:lang w:val="es_ES" w:bidi="es_ES"/>
+        </w:rPr>
+        <w:t>Hc 8:9–13</w:t>
+      </w:r>
       <w:r>
         <w:rPr>
           <w:lang w:val="es_ES" w:bidi="es_ES"/>
@@ -706,144 +598,96 @@
         </w:rPr>
         <w:t>Un ángel guió a Felipe a viajar al suroeste desde Jerusalén hacia Gaza (</w:t>
       </w:r>
-      <w:hyperlink r:id="rId30">
-        <w:r>
-          <w:rPr>
-            <w:lang w:val="es_ES" w:bidi="es_ES"/>
-          </w:rPr>
-          <w:rPr>
-            <w:color w:val="0000EE"/>
-            <w:u w:val="single"/>
-          </w:rPr>
-          <w:t>Hc 8:26</w:t>
-        </w:r>
-      </w:hyperlink>
+      <w:r>
+        <w:rPr>
+          <w:lang w:val="es_ES" w:bidi="es_ES"/>
+        </w:rPr>
+        <w:t>Hc 8:26</w:t>
+      </w:r>
       <w:r>
         <w:rPr>
           <w:lang w:val="es_ES" w:bidi="es_ES"/>
         </w:rPr>
         <w:t>). Allí, el Espíritu lo llevó a encontrarse con el tesorero de Etiopía, quien regresaba a casa desde Jerusalén (</w:t>
       </w:r>
-      <w:hyperlink r:id="rId31">
-        <w:r>
-          <w:rPr>
-            <w:lang w:val="es_ES" w:bidi="es_ES"/>
-          </w:rPr>
-          <w:rPr>
-            <w:color w:val="0000EE"/>
-            <w:u w:val="single"/>
-          </w:rPr>
-          <w:t>Hc 8:27–28</w:t>
-        </w:r>
-      </w:hyperlink>
+      <w:r>
+        <w:rPr>
+          <w:lang w:val="es_ES" w:bidi="es_ES"/>
+        </w:rPr>
+        <w:t>Hc 8:27–28</w:t>
+      </w:r>
       <w:r>
         <w:rPr>
           <w:lang w:val="es_ES" w:bidi="es_ES"/>
         </w:rPr>
         <w:t xml:space="preserve">). El etíope le pidió a Felipe que le explicara </w:t>
       </w:r>
-      <w:hyperlink r:id="rId32">
-        <w:r>
-          <w:rPr>
-            <w:lang w:val="es_ES" w:bidi="es_ES"/>
-          </w:rPr>
-          <w:rPr>
-            <w:color w:val="0000EE"/>
-            <w:u w:val="single"/>
-          </w:rPr>
-          <w:t>Isaías 53</w:t>
-        </w:r>
-      </w:hyperlink>
+      <w:r>
+        <w:rPr>
+          <w:lang w:val="es_ES" w:bidi="es_ES"/>
+        </w:rPr>
+        <w:t>Isaías 53</w:t>
+      </w:r>
       <w:r>
         <w:rPr>
           <w:lang w:val="es_ES" w:bidi="es_ES"/>
         </w:rPr>
         <w:t>. Felipe compartió el mensaje sobre Jesús (</w:t>
       </w:r>
-      <w:hyperlink r:id="rId33">
-        <w:r>
-          <w:rPr>
-            <w:lang w:val="es_ES" w:bidi="es_ES"/>
-          </w:rPr>
-          <w:rPr>
-            <w:color w:val="0000EE"/>
-            <w:u w:val="single"/>
-          </w:rPr>
-          <w:t>Hc 8:30–35</w:t>
-        </w:r>
-      </w:hyperlink>
+      <w:r>
+        <w:rPr>
+          <w:lang w:val="es_ES" w:bidi="es_ES"/>
+        </w:rPr>
+        <w:t>Hc 8:30–35</w:t>
+      </w:r>
       <w:r>
         <w:rPr>
           <w:lang w:val="es_ES" w:bidi="es_ES"/>
         </w:rPr>
         <w:t>) y bautizó al hombre al lado del camino (</w:t>
       </w:r>
-      <w:hyperlink r:id="rId34">
-        <w:r>
-          <w:rPr>
-            <w:lang w:val="es_ES" w:bidi="es_ES"/>
-          </w:rPr>
-          <w:rPr>
-            <w:color w:val="0000EE"/>
-            <w:u w:val="single"/>
-          </w:rPr>
-          <w:t>8:36–38</w:t>
-        </w:r>
-      </w:hyperlink>
+      <w:r>
+        <w:rPr>
+          <w:lang w:val="es_ES" w:bidi="es_ES"/>
+        </w:rPr>
+        <w:t>8:36–38</w:t>
+      </w:r>
       <w:r>
         <w:rPr>
           <w:lang w:val="es_ES" w:bidi="es_ES"/>
         </w:rPr>
         <w:t>). Luego, el Espíritu de Dios llevó repentinamente a Felipe a Azoto (</w:t>
       </w:r>
-      <w:hyperlink r:id="rId35">
-        <w:r>
-          <w:rPr>
-            <w:lang w:val="es_ES" w:bidi="es_ES"/>
-          </w:rPr>
-          <w:rPr>
-            <w:color w:val="0000EE"/>
-            <w:u w:val="single"/>
-          </w:rPr>
-          <w:t>Hc 8:39–40</w:t>
-        </w:r>
-      </w:hyperlink>
+      <w:r>
+        <w:rPr>
+          <w:lang w:val="es_ES" w:bidi="es_ES"/>
+        </w:rPr>
+        <w:t>Hc 8:39–40</w:t>
+      </w:r>
       <w:r>
         <w:rPr>
           <w:lang w:val="es_ES" w:bidi="es_ES"/>
         </w:rPr>
         <w:t>). Allí predicó el mensaje y viajó por pueblos costeros hasta llegar a Cesarea, una gran ciudad romana, donde probablemente se estableció (</w:t>
       </w:r>
-      <w:hyperlink r:id="rId36">
-        <w:r>
-          <w:rPr>
-            <w:lang w:val="es_ES" w:bidi="es_ES"/>
-          </w:rPr>
-          <w:rPr>
-            <w:color w:val="0000EE"/>
-            <w:u w:val="single"/>
-          </w:rPr>
-          <w:t>Hc 8:40,</w:t>
-        </w:r>
-      </w:hyperlink>
+      <w:r>
+        <w:rPr>
+          <w:lang w:val="es_ES" w:bidi="es_ES"/>
+        </w:rPr>
+        <w:t>Hc 8:40,</w:t>
+      </w:r>
       <w:r>
         <w:rPr>
           <w:lang w:val="es_ES" w:bidi="es_ES"/>
         </w:rPr>
         <w:t xml:space="preserve"> </w:t>
       </w:r>
-      <w:hyperlink r:id="rId37">
-        <w:r>
-          <w:rPr>
-            <w:lang w:val="es_ES" w:bidi="es_ES"/>
-          </w:rPr>
-          <w:rPr>
-            <w:color w:val="0000EE"/>
-            <w:u w:val="single"/>
-          </w:rPr>
-          <w:t>21:8–9</w:t>
-        </w:r>
-      </w:hyperlink>
+      <w:r>
+        <w:rPr>
+          <w:lang w:val="es_ES" w:bidi="es_ES"/>
+        </w:rPr>
+        <w:t>21:8–9</w:t>
+      </w:r>
       <w:r>
         <w:rPr>
           <w:lang w:val="es_ES" w:bidi="es_ES"/>
@@ -864,36 +708,24 @@
         </w:rPr>
         <w:t>Muchos años después, Pablo se quedó a pasar la noche en la casa de Felipe en Cesarea (</w:t>
       </w:r>
-      <w:hyperlink r:id="rId38">
-        <w:r>
-          <w:rPr>
-            <w:lang w:val="es_ES" w:bidi="es_ES"/>
-          </w:rPr>
-          <w:rPr>
-            <w:color w:val="0000EE"/>
-            <w:u w:val="single"/>
-          </w:rPr>
-          <w:t>Hc 21:8</w:t>
-        </w:r>
-      </w:hyperlink>
+      <w:r>
+        <w:rPr>
+          <w:lang w:val="es_ES" w:bidi="es_ES"/>
+        </w:rPr>
+        <w:t>Hc 21:8</w:t>
+      </w:r>
       <w:r>
         <w:rPr>
           <w:lang w:val="es_ES" w:bidi="es_ES"/>
         </w:rPr>
         <w:t>). Para entonces, la gente conocía a Felipe como Felipe el Evangelista. Tenía cuatro hijas solteras, y todas poseían el don de profecía (</w:t>
       </w:r>
-      <w:hyperlink r:id="rId39">
-        <w:r>
-          <w:rPr>
-            <w:lang w:val="es_ES" w:bidi="es_ES"/>
-          </w:rPr>
-          <w:rPr>
-            <w:color w:val="0000EE"/>
-            <w:u w:val="single"/>
-          </w:rPr>
-          <w:t>Hc 21:9</w:t>
-        </w:r>
-      </w:hyperlink>
+      <w:r>
+        <w:rPr>
+          <w:lang w:val="es_ES" w:bidi="es_ES"/>
+        </w:rPr>
+        <w:t>Hc 21:9</w:t>
+      </w:r>
       <w:r>
         <w:rPr>
           <w:lang w:val="es_ES" w:bidi="es_ES"/>
@@ -914,162 +746,108 @@
         </w:rPr>
         <w:t xml:space="preserve">Felipe representa a los primeros evangelistas cristianos. El Espíritu los capacitó y los guió para confirmar su mensaje (véase también </w:t>
       </w:r>
-      <w:hyperlink r:id="rId40">
-        <w:r>
-          <w:rPr>
-            <w:lang w:val="es_ES" w:bidi="es_ES"/>
-          </w:rPr>
-          <w:rPr>
-            <w:color w:val="0000EE"/>
-            <w:u w:val="single"/>
-          </w:rPr>
-          <w:t>Hc 1:8,</w:t>
-        </w:r>
-      </w:hyperlink>
+      <w:r>
+        <w:rPr>
+          <w:lang w:val="es_ES" w:bidi="es_ES"/>
+        </w:rPr>
+        <w:t>Hc 1:8,</w:t>
+      </w:r>
       <w:r>
         <w:rPr>
           <w:lang w:val="es_ES" w:bidi="es_ES"/>
         </w:rPr>
         <w:t xml:space="preserve"> </w:t>
       </w:r>
-      <w:hyperlink r:id="rId41">
-        <w:r>
-          <w:rPr>
-            <w:lang w:val="es_ES" w:bidi="es_ES"/>
-          </w:rPr>
-          <w:rPr>
-            <w:color w:val="0000EE"/>
-            <w:u w:val="single"/>
-          </w:rPr>
-          <w:t>3:4–8,</w:t>
-        </w:r>
-      </w:hyperlink>
+      <w:r>
+        <w:rPr>
+          <w:lang w:val="es_ES" w:bidi="es_ES"/>
+        </w:rPr>
+        <w:t>3:4–8,</w:t>
+      </w:r>
       <w:r>
         <w:rPr>
           <w:lang w:val="es_ES" w:bidi="es_ES"/>
         </w:rPr>
         <w:t xml:space="preserve"> </w:t>
       </w:r>
-      <w:hyperlink r:id="rId42">
-        <w:r>
-          <w:rPr>
-            <w:lang w:val="es_ES" w:bidi="es_ES"/>
-          </w:rPr>
-          <w:rPr>
-            <w:color w:val="0000EE"/>
-            <w:u w:val="single"/>
-          </w:rPr>
-          <w:t>5:12–16,</w:t>
-        </w:r>
-      </w:hyperlink>
+      <w:r>
+        <w:rPr>
+          <w:lang w:val="es_ES" w:bidi="es_ES"/>
+        </w:rPr>
+        <w:t>5:12–16,</w:t>
+      </w:r>
       <w:r>
         <w:rPr>
           <w:lang w:val="es_ES" w:bidi="es_ES"/>
         </w:rPr>
         <w:t xml:space="preserve"> </w:t>
       </w:r>
-      <w:hyperlink r:id="rId43">
-        <w:r>
-          <w:rPr>
-            <w:lang w:val="es_ES" w:bidi="es_ES"/>
-          </w:rPr>
-          <w:rPr>
-            <w:color w:val="0000EE"/>
-            <w:u w:val="single"/>
-          </w:rPr>
-          <w:t>6:8,</w:t>
-        </w:r>
-      </w:hyperlink>
+      <w:r>
+        <w:rPr>
+          <w:lang w:val="es_ES" w:bidi="es_ES"/>
+        </w:rPr>
+        <w:t>6:8,</w:t>
+      </w:r>
       <w:r>
         <w:rPr>
           <w:lang w:val="es_ES" w:bidi="es_ES"/>
         </w:rPr>
         <w:t xml:space="preserve"> </w:t>
       </w:r>
-      <w:hyperlink r:id="rId44">
-        <w:r>
-          <w:rPr>
-            <w:lang w:val="es_ES" w:bidi="es_ES"/>
-          </w:rPr>
-          <w:rPr>
-            <w:color w:val="0000EE"/>
-            <w:u w:val="single"/>
-          </w:rPr>
-          <w:t>10:9–20,</w:t>
-        </w:r>
-      </w:hyperlink>
+      <w:r>
+        <w:rPr>
+          <w:lang w:val="es_ES" w:bidi="es_ES"/>
+        </w:rPr>
+        <w:t>10:9–20,</w:t>
+      </w:r>
       <w:r>
         <w:rPr>
           <w:lang w:val="es_ES" w:bidi="es_ES"/>
         </w:rPr>
         <w:t xml:space="preserve"> </w:t>
       </w:r>
-      <w:hyperlink r:id="rId45">
-        <w:r>
-          <w:rPr>
-            <w:lang w:val="es_ES" w:bidi="es_ES"/>
-          </w:rPr>
-          <w:rPr>
-            <w:color w:val="0000EE"/>
-            <w:u w:val="single"/>
-          </w:rPr>
-          <w:t>13:2,</w:t>
-        </w:r>
-      </w:hyperlink>
+      <w:r>
+        <w:rPr>
+          <w:lang w:val="es_ES" w:bidi="es_ES"/>
+        </w:rPr>
+        <w:t>13:2,</w:t>
+      </w:r>
       <w:r>
         <w:rPr>
           <w:lang w:val="es_ES" w:bidi="es_ES"/>
         </w:rPr>
         <w:t xml:space="preserve"> </w:t>
       </w:r>
-      <w:hyperlink r:id="rId46">
-        <w:r>
-          <w:rPr>
-            <w:lang w:val="es_ES" w:bidi="es_ES"/>
-          </w:rPr>
-          <w:rPr>
-            <w:color w:val="0000EE"/>
-            <w:u w:val="single"/>
-          </w:rPr>
-          <w:t>16:6–10,</w:t>
-        </w:r>
-      </w:hyperlink>
+      <w:r>
+        <w:rPr>
+          <w:lang w:val="es_ES" w:bidi="es_ES"/>
+        </w:rPr>
+        <w:t>16:6–10,</w:t>
+      </w:r>
       <w:r>
         <w:rPr>
           <w:lang w:val="es_ES" w:bidi="es_ES"/>
         </w:rPr>
         <w:t xml:space="preserve"> </w:t>
       </w:r>
-      <w:hyperlink r:id="rId47">
-        <w:r>
-          <w:rPr>
-            <w:lang w:val="es_ES" w:bidi="es_ES"/>
-          </w:rPr>
-          <w:rPr>
-            <w:color w:val="0000EE"/>
-            <w:u w:val="single"/>
-          </w:rPr>
-          <w:t>19:11–12,</w:t>
-        </w:r>
-      </w:hyperlink>
+      <w:r>
+        <w:rPr>
+          <w:lang w:val="es_ES" w:bidi="es_ES"/>
+        </w:rPr>
+        <w:t>19:11–12,</w:t>
+      </w:r>
       <w:r>
         <w:rPr>
           <w:lang w:val="es_ES" w:bidi="es_ES"/>
         </w:rPr>
         <w:t xml:space="preserve"> </w:t>
       </w:r>
-      <w:hyperlink r:id="rId48">
-        <w:r>
-          <w:rPr>
-            <w:lang w:val="es_ES" w:bidi="es_ES"/>
-          </w:rPr>
-          <w:rPr>
-            <w:color w:val="0000EE"/>
-            <w:u w:val="single"/>
-          </w:rPr>
-          <w:t>20:22–23</w:t>
-        </w:r>
-      </w:hyperlink>
+      <w:r>
+        <w:rPr>
+          <w:lang w:val="es_ES" w:bidi="es_ES"/>
+        </w:rPr>
+        <w:t>20:22–23</w:t>
+      </w:r>
       <w:r>
         <w:rPr>
           <w:lang w:val="es_ES" w:bidi="es_ES"/>
@@ -1099,72 +877,48 @@
           <w:lang w:val="es_ES" w:bidi="es_ES"/>
         </w:rPr>
       </w:r>
-      <w:hyperlink r:id="rId49">
-        <w:r>
-          <w:rPr>
-            <w:lang w:val="es_ES" w:bidi="es_ES"/>
-          </w:rPr>
-          <w:rPr>
-            <w:color w:val="0000EE"/>
-            <w:u w:val="single"/>
-          </w:rPr>
-          <w:t>Hechos 6:5;</w:t>
-        </w:r>
-      </w:hyperlink>
+      <w:r>
+        <w:rPr>
+          <w:lang w:val="es_ES" w:bidi="es_ES"/>
+        </w:rPr>
+        <w:t>Hechos 6:5;</w:t>
+      </w:r>
       <w:r>
         <w:rPr>
           <w:lang w:val="es_ES" w:bidi="es_ES"/>
         </w:rPr>
         <w:t xml:space="preserve"> </w:t>
       </w:r>
-      <w:hyperlink r:id="rId50">
-        <w:r>
-          <w:rPr>
-            <w:lang w:val="es_ES" w:bidi="es_ES"/>
-          </w:rPr>
-          <w:rPr>
-            <w:color w:val="0000EE"/>
-            <w:u w:val="single"/>
-          </w:rPr>
-          <w:t>8:4–13</w:t>
-        </w:r>
-      </w:hyperlink>
+      <w:r>
+        <w:rPr>
+          <w:lang w:val="es_ES" w:bidi="es_ES"/>
+        </w:rPr>
+        <w:t>8:4–13</w:t>
+      </w:r>
       <w:r>
         <w:rPr>
           <w:lang w:val="es_ES" w:bidi="es_ES"/>
         </w:rPr>
         <w:t>,</w:t>
       </w:r>
-      <w:hyperlink r:id="rId51">
-        <w:r>
-          <w:rPr>
-            <w:lang w:val="es_ES" w:bidi="es_ES"/>
-          </w:rPr>
-          <w:rPr>
-            <w:color w:val="0000EE"/>
-            <w:u w:val="single"/>
-          </w:rPr>
-          <w:t>26–40</w:t>
-        </w:r>
-      </w:hyperlink>
+      <w:r>
+        <w:rPr>
+          <w:lang w:val="es_ES" w:bidi="es_ES"/>
+        </w:rPr>
+        <w:t>26–40</w:t>
+      </w:r>
       <w:r>
         <w:rPr>
           <w:lang w:val="es_ES" w:bidi="es_ES"/>
         </w:rPr>
         <w:t xml:space="preserve">; </w:t>
       </w:r>
-      <w:hyperlink r:id="rId37">
-        <w:r>
-          <w:rPr>
-            <w:lang w:val="es_ES" w:bidi="es_ES"/>
-          </w:rPr>
-          <w:rPr>
-            <w:color w:val="0000EE"/>
-            <w:u w:val="single"/>
-          </w:rPr>
-          <w:t>21:8–9</w:t>
-        </w:r>
-      </w:hyperlink>
+      <w:r>
+        <w:rPr>
+          <w:lang w:val="es_ES" w:bidi="es_ES"/>
+        </w:rPr>
+        <w:t>21:8–9</w:t>
+      </w:r>
       <w:r>
         <w:rPr>
           <w:lang w:val="es_ES" w:bidi="es_ES"/>
@@ -1240,18 +994,12 @@
         </w:rPr>
         <w:t xml:space="preserve">, era una parada importante en la principal carretera militar que conectaba el Mar Adriático con el Mar Egeo. Filipo tenía un fuerte orgullo cívico como colonia romana, disfrutaba de muchos privilegios como la exención de impuestos y promovía el latín como su idioma oficial. Su gobierno se basaba en la constitución municipal de Roma, y sus habitantes se consideraban romanos (ver </w:t>
       </w:r>
-      <w:hyperlink r:id="rId52">
-        <w:r>
-          <w:rPr>
-            <w:lang w:val="es_ES" w:bidi="es_ES"/>
-          </w:rPr>
-          <w:rPr>
-            <w:color w:val="0000EE"/>
-            <w:u w:val="single"/>
-          </w:rPr>
-          <w:t>Hc 16:21</w:t>
-        </w:r>
-      </w:hyperlink>
+      <w:r>
+        <w:rPr>
+          <w:lang w:val="es_ES" w:bidi="es_ES"/>
+        </w:rPr>
+        <w:t>Hc 16:21</w:t>
+      </w:r>
       <w:r>
         <w:rPr>
           <w:lang w:val="es_ES" w:bidi="es_ES"/>
@@ -1272,36 +1020,24 @@
         </w:rPr>
         <w:t>Pablo visitó la ciudad durante su segundo viaje misionero, y el libro de los Hechos describe esta visita en detalle (</w:t>
       </w:r>
-      <w:hyperlink r:id="rId53">
-        <w:r>
-          <w:rPr>
-            <w:lang w:val="es_ES" w:bidi="es_ES"/>
-          </w:rPr>
-          <w:rPr>
-            <w:color w:val="0000EE"/>
-            <w:u w:val="single"/>
-          </w:rPr>
-          <w:t>Hc 16:12–40</w:t>
-        </w:r>
-      </w:hyperlink>
+      <w:r>
+        <w:rPr>
+          <w:lang w:val="es_ES" w:bidi="es_ES"/>
+        </w:rPr>
+        <w:t>Hc 16:12–40</w:t>
+      </w:r>
       <w:r>
         <w:rPr>
           <w:lang w:val="es_ES" w:bidi="es_ES"/>
         </w:rPr>
         <w:t>). La historia a menudo destaca el trasfondo romano de la ciudad. Pablo utilizó su ciudadanía romana para defenderse con éxito (</w:t>
       </w:r>
-      <w:hyperlink r:id="rId54">
-        <w:r>
-          <w:rPr>
-            <w:lang w:val="es_ES" w:bidi="es_ES"/>
-          </w:rPr>
-          <w:rPr>
-            <w:color w:val="0000EE"/>
-            <w:u w:val="single"/>
-          </w:rPr>
-          <w:t>Hc 16:37–39</w:t>
-        </w:r>
-      </w:hyperlink>
+      <w:r>
+        <w:rPr>
+          <w:lang w:val="es_ES" w:bidi="es_ES"/>
+        </w:rPr>
+        <w:t>Hc 16:37–39</w:t>
+      </w:r>
       <w:r>
         <w:rPr>
           <w:lang w:val="es_ES" w:bidi="es_ES"/>
@@ -1334,36 +1070,24 @@
         </w:rPr>
         <w:t xml:space="preserve"> en griego (</w:t>
       </w:r>
-      <w:hyperlink r:id="rId55">
-        <w:r>
-          <w:rPr>
-            <w:lang w:val="es_ES" w:bidi="es_ES"/>
-          </w:rPr>
-          <w:rPr>
-            <w:color w:val="0000EE"/>
-            <w:u w:val="single"/>
-          </w:rPr>
-          <w:t>Hc 16:20–22</w:t>
-        </w:r>
-      </w:hyperlink>
+      <w:r>
+        <w:rPr>
+          <w:lang w:val="es_ES" w:bidi="es_ES"/>
+        </w:rPr>
+        <w:t>Hc 16:20–22</w:t>
+      </w:r>
       <w:r>
         <w:rPr>
           <w:lang w:val="es_ES" w:bidi="es_ES"/>
         </w:rPr>
         <w:t>,</w:t>
       </w:r>
-      <w:hyperlink r:id="rId56">
-        <w:r>
-          <w:rPr>
-            <w:lang w:val="es_ES" w:bidi="es_ES"/>
-          </w:rPr>
-          <w:rPr>
-            <w:color w:val="0000EE"/>
-            <w:u w:val="single"/>
-          </w:rPr>
-          <w:t>38</w:t>
-        </w:r>
-      </w:hyperlink>
+      <w:r>
+        <w:rPr>
+          <w:lang w:val="es_ES" w:bidi="es_ES"/>
+        </w:rPr>
+        <w:t>38</w:t>
+      </w:r>
       <w:r>
         <w:rPr>
           <w:lang w:val="es_ES" w:bidi="es_ES"/>
@@ -1384,90 +1108,60 @@
         </w:rPr>
         <w:t>La iglesia comenzó con mujeres judías que creían y se reunían fuera de la ciudad porque no había sinagoga. Más tarde, se reunieron en la casa de una mujer convertida conocida llamada Lidia (</w:t>
       </w:r>
-      <w:hyperlink r:id="rId57">
-        <w:r>
-          <w:rPr>
-            <w:lang w:val="es_ES" w:bidi="es_ES"/>
-          </w:rPr>
-          <w:rPr>
-            <w:color w:val="0000EE"/>
-            <w:u w:val="single"/>
-          </w:rPr>
-          <w:t>Hc 16:14–15</w:t>
-        </w:r>
-      </w:hyperlink>
+      <w:r>
+        <w:rPr>
+          <w:lang w:val="es_ES" w:bidi="es_ES"/>
+        </w:rPr>
+        <w:t>Hc 16:14–15</w:t>
+      </w:r>
       <w:r>
         <w:rPr>
           <w:lang w:val="es_ES" w:bidi="es_ES"/>
         </w:rPr>
         <w:t>,</w:t>
       </w:r>
-      <w:hyperlink r:id="rId58">
-        <w:r>
-          <w:rPr>
-            <w:lang w:val="es_ES" w:bidi="es_ES"/>
-          </w:rPr>
-          <w:rPr>
-            <w:color w:val="0000EE"/>
-            <w:u w:val="single"/>
-          </w:rPr>
-          <w:t>40</w:t>
-        </w:r>
-      </w:hyperlink>
+      <w:r>
+        <w:rPr>
+          <w:lang w:val="es_ES" w:bidi="es_ES"/>
+        </w:rPr>
+        <w:t>40</w:t>
+      </w:r>
       <w:r>
         <w:rPr>
           <w:lang w:val="es_ES" w:bidi="es_ES"/>
         </w:rPr>
         <w:t>). Lucas probablemente se quedó en Filipo cuando Pablo partió hacia Tesalónica (</w:t>
       </w:r>
-      <w:hyperlink r:id="rId59">
-        <w:r>
-          <w:rPr>
-            <w:lang w:val="es_ES" w:bidi="es_ES"/>
-          </w:rPr>
-          <w:rPr>
-            <w:color w:val="0000EE"/>
-            <w:u w:val="single"/>
-          </w:rPr>
-          <w:t>Hc 16:12</w:t>
-        </w:r>
-      </w:hyperlink>
+      <w:r>
+        <w:rPr>
+          <w:lang w:val="es_ES" w:bidi="es_ES"/>
+        </w:rPr>
+        <w:t>Hc 16:12</w:t>
+      </w:r>
       <w:r>
         <w:rPr>
           <w:lang w:val="es_ES" w:bidi="es_ES"/>
         </w:rPr>
         <w:t>,</w:t>
       </w:r>
-      <w:hyperlink r:id="rId58">
-        <w:r>
-          <w:rPr>
-            <w:lang w:val="es_ES" w:bidi="es_ES"/>
-          </w:rPr>
-          <w:rPr>
-            <w:color w:val="0000EE"/>
-            <w:u w:val="single"/>
-          </w:rPr>
-          <w:t>40</w:t>
-        </w:r>
-      </w:hyperlink>
+      <w:r>
+        <w:rPr>
+          <w:lang w:val="es_ES" w:bidi="es_ES"/>
+        </w:rPr>
+        <w:t>40</w:t>
+      </w:r>
       <w:r>
         <w:rPr>
           <w:lang w:val="es_ES" w:bidi="es_ES"/>
         </w:rPr>
         <w:t>) y se reunió con Pablo en Filipo durante el tercer viaje misionero de Pablo varios años después (</w:t>
       </w:r>
-      <w:hyperlink r:id="rId60">
-        <w:r>
-          <w:rPr>
-            <w:lang w:val="es_ES" w:bidi="es_ES"/>
-          </w:rPr>
-          <w:rPr>
-            <w:color w:val="0000EE"/>
-            <w:u w:val="single"/>
-          </w:rPr>
-          <w:t>Hc 20:6</w:t>
-        </w:r>
-      </w:hyperlink>
+      <w:r>
+        <w:rPr>
+          <w:lang w:val="es_ES" w:bidi="es_ES"/>
+        </w:rPr>
+        <w:t>Hc 20:6</w:t>
+      </w:r>
       <w:r>
         <w:rPr>
           <w:lang w:val="es_ES" w:bidi="es_ES"/>
@@ -1497,126 +1191,84 @@
           <w:lang w:val="es_ES" w:bidi="es_ES"/>
         </w:rPr>
       </w:r>
-      <w:hyperlink r:id="rId53">
-        <w:r>
-          <w:rPr>
-            <w:lang w:val="es_ES" w:bidi="es_ES"/>
-          </w:rPr>
-          <w:rPr>
-            <w:color w:val="0000EE"/>
-            <w:u w:val="single"/>
-          </w:rPr>
-          <w:t>Hechos 16:12–40,</w:t>
-        </w:r>
-      </w:hyperlink>
+      <w:r>
+        <w:rPr>
+          <w:lang w:val="es_ES" w:bidi="es_ES"/>
+        </w:rPr>
+        <w:t>Hechos 16:12–40,</w:t>
+      </w:r>
       <w:r>
         <w:rPr>
           <w:lang w:val="es_ES" w:bidi="es_ES"/>
         </w:rPr>
         <w:t xml:space="preserve"> </w:t>
       </w:r>
-      <w:hyperlink r:id="rId60">
-        <w:r>
-          <w:rPr>
-            <w:lang w:val="es_ES" w:bidi="es_ES"/>
-          </w:rPr>
-          <w:rPr>
-            <w:color w:val="0000EE"/>
-            <w:u w:val="single"/>
-          </w:rPr>
-          <w:t>20:6;</w:t>
-        </w:r>
-      </w:hyperlink>
+      <w:r>
+        <w:rPr>
+          <w:lang w:val="es_ES" w:bidi="es_ES"/>
+        </w:rPr>
+        <w:t>20:6;</w:t>
+      </w:r>
       <w:r>
         <w:rPr>
           <w:lang w:val="es_ES" w:bidi="es_ES"/>
         </w:rPr>
         <w:t xml:space="preserve"> </w:t>
       </w:r>
-      <w:hyperlink r:id="rId61">
-        <w:r>
-          <w:rPr>
-            <w:lang w:val="es_ES" w:bidi="es_ES"/>
-          </w:rPr>
-          <w:rPr>
-            <w:color w:val="0000EE"/>
-            <w:u w:val="single"/>
-          </w:rPr>
-          <w:t>Filipenses 1:1,</w:t>
-        </w:r>
-      </w:hyperlink>
+      <w:r>
+        <w:rPr>
+          <w:lang w:val="es_ES" w:bidi="es_ES"/>
+        </w:rPr>
+        <w:t>Filipenses 1:1,</w:t>
+      </w:r>
       <w:r>
         <w:rPr>
           <w:lang w:val="es_ES" w:bidi="es_ES"/>
         </w:rPr>
         <w:t xml:space="preserve"> </w:t>
       </w:r>
-      <w:hyperlink r:id="rId62">
-        <w:r>
-          <w:rPr>
-            <w:lang w:val="es_ES" w:bidi="es_ES"/>
-          </w:rPr>
-          <w:rPr>
-            <w:color w:val="0000EE"/>
-            <w:u w:val="single"/>
-          </w:rPr>
-          <w:t>2:19–30,</w:t>
-        </w:r>
-      </w:hyperlink>
+      <w:r>
+        <w:rPr>
+          <w:lang w:val="es_ES" w:bidi="es_ES"/>
+        </w:rPr>
+        <w:t>2:19–30,</w:t>
+      </w:r>
       <w:r>
         <w:rPr>
           <w:lang w:val="es_ES" w:bidi="es_ES"/>
         </w:rPr>
         <w:t xml:space="preserve"> </w:t>
       </w:r>
-      <w:hyperlink r:id="rId63">
-        <w:r>
-          <w:rPr>
-            <w:lang w:val="es_ES" w:bidi="es_ES"/>
-          </w:rPr>
-          <w:rPr>
-            <w:color w:val="0000EE"/>
-            <w:u w:val="single"/>
-          </w:rPr>
-          <w:t>4:2–3</w:t>
-        </w:r>
-      </w:hyperlink>
+      <w:r>
+        <w:rPr>
+          <w:lang w:val="es_ES" w:bidi="es_ES"/>
+        </w:rPr>
+        <w:t>4:2–3</w:t>
+      </w:r>
       <w:r>
         <w:rPr>
           <w:lang w:val="es_ES" w:bidi="es_ES"/>
         </w:rPr>
         <w:t xml:space="preserve">, </w:t>
       </w:r>
-      <w:hyperlink r:id="rId64">
-        <w:r>
-          <w:rPr>
-            <w:lang w:val="es_ES" w:bidi="es_ES"/>
-          </w:rPr>
-          <w:rPr>
-            <w:color w:val="0000EE"/>
-            <w:u w:val="single"/>
-          </w:rPr>
-          <w:t>10–22;</w:t>
-        </w:r>
-      </w:hyperlink>
+      <w:r>
+        <w:rPr>
+          <w:lang w:val="es_ES" w:bidi="es_ES"/>
+        </w:rPr>
+        <w:t>10–22;</w:t>
+      </w:r>
       <w:r>
         <w:rPr>
           <w:lang w:val="es_ES" w:bidi="es_ES"/>
         </w:rPr>
         <w:t xml:space="preserve"> </w:t>
       </w:r>
-      <w:hyperlink r:id="rId65">
-        <w:r>
-          <w:rPr>
-            <w:lang w:val="es_ES" w:bidi="es_ES"/>
-          </w:rPr>
-          <w:rPr>
-            <w:color w:val="0000EE"/>
-            <w:u w:val="single"/>
-          </w:rPr>
-          <w:t>1 Tesalonicenses 2:2</w:t>
-        </w:r>
-      </w:hyperlink>
+      <w:r>
+        <w:rPr>
+          <w:lang w:val="es_ES" w:bidi="es_ES"/>
+        </w:rPr>
+        <w:t>1 Tesalonicenses 2:2</w:t>
+      </w:r>
       <w:r>
         <w:rPr>
           <w:lang w:val="es_ES" w:bidi="es_ES"/>
